--- a/tillsyn/A 36452-2026 tillsynsbegäran.docx
+++ b/tillsyn/A 36452-2026 tillsynsbegäran.docx
@@ -300,7 +300,7 @@
     <w:r>
       <w:tab/>
       <w:tab/>
-      <w:t>2026-09-05</w:t>
+      <w:t>2026-09-06</w:t>
       <w:br/>
       <w:br/>
     </w:r>

--- a/tillsyn/A 36452-2026 tillsynsbegäran.docx
+++ b/tillsyn/A 36452-2026 tillsynsbegäran.docx
@@ -65,7 +65,7 @@
     </w:p>
     <w:p>
       <w:r>
-        <w:t>I avverkningsanmälan finns fynd av 4 naturvårdsarter, varav 1 är rödlistad, 1 är fridlyst, 2 är typiska (T) och 2 är signalarter (S): svartvit taggsvamp (NT), bronshjon (S, T), vedticka (S, T) och svartvit flugsnappare (§4). Se Figur 1.</w:t>
+        <w:t>I avverkningsanmälan finns fynd av 6 naturvårdsarter, varav 1 är rödlistad, 2 är fridlysta, 4 är typiska (T) och 2 är signalarter (S): svartvit taggsvamp (NT), bronshjon (S, T), vedticka (S, T), linnea (T), spillkråka (T, §4) och svartvit flugsnappare (§4). Se Figur 1.</w:t>
       </w:r>
     </w:p>
     <w:p>
@@ -96,7 +96,7 @@
     </w:p>
     <w:p>
       <w:r>
-        <w:t>Nedan följer beskrivningar av de naturvårdsarter och fridlysta arter som har sina livsmiljöer och växtplatser i den avverkningsanmälda skogen. De påträffade naturvårdsarterna är ett tydligt kvitto på att det rör sig om en skog med höga naturvärden.</w:t>
+        <w:t>Nedan följer beskrivningar av de naturvårdsarter och fridlysta arter som har sina livsmiljöer och växtplatser i den avverkningsanmälda skogen. Se även ytterligare artfakta i BILAGA 1. De påträffade naturvårdsarterna är ett tydligt kvitto på att det rör sig om en skog med höga naturvärden.</w:t>
       </w:r>
     </w:p>
     <w:p>
@@ -151,6 +151,55 @@
       </w:r>
     </w:p>
     <w:p>
+      <w:r>
+        <w:rPr>
+          <w:b/>
+        </w:rPr>
+        <w:t xml:space="preserve">Linnea </w:t>
+      </w:r>
+      <w:r>
+        <w:t xml:space="preserve">är typisk art för </w:t>
+      </w:r>
+      <w:r>
+        <w:rPr>
+          <w:i/>
+        </w:rPr>
+        <w:t>9010 Taiga</w:t>
+      </w:r>
+      <w:r>
+        <w:t>. På linnea kan man hitta sporsäcksvampen linnealudd (SLU Artdatabanken, 2025).</w:t>
+      </w:r>
+    </w:p>
+    <w:p>
+      <w:r>
+        <w:rPr>
+          <w:b/>
+        </w:rPr>
+        <w:t>Spillkråka (§4)</w:t>
+      </w:r>
+      <w:r>
+        <w:t xml:space="preserve"> omfattas av bilaga 1 i EU:s fågeldirektiv och är typisk art för </w:t>
+      </w:r>
+      <w:r>
+        <w:rPr>
+          <w:i/>
+        </w:rPr>
+        <w:t xml:space="preserve">9010 Taiga </w:t>
+      </w:r>
+      <w:r>
+        <w:t>och</w:t>
+      </w:r>
+      <w:r>
+        <w:rPr>
+          <w:i/>
+        </w:rPr>
+        <w:t xml:space="preserve"> 9740 Skogsbevuxen myr</w:t>
+      </w:r>
+      <w:r>
+        <w:t>. Den behöver grova träd, främst tall, asp och bok som boträd. Skogsbruk med korta omloppstider och täta, homogena ungskogar utgör det största hotet. Spillkråka är en nyckelart i skogliga miljöer vars övergivna bohål utnyttjas av flera andra hålhäckande fågelarter och fladdermöss, däribland pärluggla (EN, §4), knipa (§4), salskrake (§4) och skogsduva (§4). Hökuggla (VU, §4) och slaguggla (§4) häckar ofta i högstubbar som brutits av i höjd med ett gammalt spillkråkebo (SLU Artdatabanken, 2026; Skogsstyrelsen, 2016).</w:t>
+      </w:r>
+    </w:p>
+    <w:p>
       <w:pPr>
         <w:pStyle w:val="Heading1"/>
       </w:pPr>
@@ -170,6 +219,91 @@
       </w:r>
       <w:r>
         <w:t>(artikel 1). Vidare att de åtgärder som vidtas inte får leda till en försämring av den nuvarande situationen beträffande bevarandet av de fågelarter som avses i artikel 1 (artikel 13). Fågeldirektivet är styrande för tillsynsansvariga myndigheters ärendehantering, ställningstaganden och beslutsfattande.</w:t>
+      </w:r>
+    </w:p>
+    <w:p>
+      <w:r>
+        <w:br w:type="page"/>
+      </w:r>
+    </w:p>
+    <w:p>
+      <w:pPr>
+        <w:pStyle w:val="Title"/>
+      </w:pPr>
+      <w:r>
+        <w:t>BILAGA 1 – Fridlysta arter</w:t>
+      </w:r>
+    </w:p>
+    <w:p>
+      <w:pPr>
+        <w:pStyle w:val="Heading1"/>
+      </w:pPr>
+      <w:r>
+        <w:t>Spillkråka – ekologi samt krav på livsmiljön</w:t>
+      </w:r>
+    </w:p>
+    <w:p>
+      <w:r>
+        <w:t xml:space="preserve">Spillkråka (§4) ingår i bilaga 1 EU:s fågeldirektiv och är typisk art för </w:t>
+      </w:r>
+      <w:r>
+        <w:rPr>
+          <w:i/>
+        </w:rPr>
+        <w:t xml:space="preserve">9010 Taiga </w:t>
+      </w:r>
+      <w:r>
+        <w:t>och</w:t>
+      </w:r>
+      <w:r>
+        <w:rPr>
+          <w:i/>
+        </w:rPr>
+        <w:t xml:space="preserve"> 9740 Skogsbevuxen myr</w:t>
+      </w:r>
+      <w:r>
+        <w:t>. Den lever i både barr- och blandskog liksom i ren lövskog. De tätaste populationerna tenderar att finnas i äldre, variationsrik blandskog med gott om död ved och gamla träd. Varje par utnyttjar 400–1000 hektar skog beroende på skogens kvalitet. Skogsbruk med korta omloppstider och täta, homogena ungskogar utgör det största hotet (SLU Artdatabanken, 2026).</w:t>
+      </w:r>
+    </w:p>
+    <w:p>
+      <w:r>
+        <w:t>Spillkråka är en nyckelart i skogliga miljöer vars övergivna bohål utnyttjas av flera andra hålhäckande fågelarter och fladdermöss, däribland pärluggla (EN, §4), knipa (§4), salskrake (§4) och skogsduva (§4). Hökuggla (VU, §4) och slaguggla (§4) häckar ofta i högstubbar som brutits av i höjd med ett gammalt spillkråkebo (Skogsstyrelsen, 2016).</w:t>
+      </w:r>
+    </w:p>
+    <w:p>
+      <w:pPr>
+        <w:pStyle w:val="Heading2"/>
+      </w:pPr>
+      <w:r>
+        <w:t>Referenser – spillkråka</w:t>
+      </w:r>
+    </w:p>
+    <w:p>
+      <w:r>
+        <w:t xml:space="preserve">Skogsstyrelsen, 2016. </w:t>
+      </w:r>
+      <w:r>
+        <w:rPr>
+          <w:i/>
+        </w:rPr>
+        <w:t xml:space="preserve">Vägledning för hänsyn till spillkråka. </w:t>
+      </w:r>
+      <w:r>
+        <w:t>Vägledningar och kunskapsstöd artskydd – Skogsstyrelsen.</w:t>
+      </w:r>
+    </w:p>
+    <w:p>
+      <w:r>
+        <w:t xml:space="preserve">SLU Artdatabanken, 2026. </w:t>
+      </w:r>
+      <w:r>
+        <w:rPr>
+          <w:i/>
+        </w:rPr>
+        <w:t xml:space="preserve">Artfaktablad. Naturvård – artfakta. </w:t>
+      </w:r>
+      <w:r>
+        <w:t>SLU Artdatabanken, Uppsala.</w:t>
       </w:r>
     </w:p>
     <w:sectPr>
@@ -300,7 +434,7 @@
     <w:r>
       <w:tab/>
       <w:tab/>
-      <w:t>2026-09-06</w:t>
+      <w:t>2026-09-07</w:t>
       <w:br/>
       <w:br/>
     </w:r>

--- a/tillsyn/A 36452-2026 tillsynsbegäran.docx
+++ b/tillsyn/A 36452-2026 tillsynsbegäran.docx
@@ -434,7 +434,7 @@
     <w:r>
       <w:tab/>
       <w:tab/>
-      <w:t>2026-09-07</w:t>
+      <w:t>2026-09-08</w:t>
       <w:br/>
       <w:br/>
     </w:r>

--- a/tillsyn/A 36452-2026 tillsynsbegäran.docx
+++ b/tillsyn/A 36452-2026 tillsynsbegäran.docx
@@ -434,7 +434,7 @@
     <w:r>
       <w:tab/>
       <w:tab/>
-      <w:t>2026-09-08</w:t>
+      <w:t>2026-09-09</w:t>
       <w:br/>
       <w:br/>
     </w:r>

--- a/tillsyn/A 36452-2026 tillsynsbegäran.docx
+++ b/tillsyn/A 36452-2026 tillsynsbegäran.docx
@@ -434,7 +434,7 @@
     <w:r>
       <w:tab/>
       <w:tab/>
-      <w:t>2026-09-09</w:t>
+      <w:t>2026-09-10</w:t>
       <w:br/>
       <w:br/>
     </w:r>

--- a/tillsyn/A 36452-2026 tillsynsbegäran.docx
+++ b/tillsyn/A 36452-2026 tillsynsbegäran.docx
@@ -434,7 +434,7 @@
     <w:r>
       <w:tab/>
       <w:tab/>
-      <w:t>2026-09-10</w:t>
+      <w:t>2026-09-11</w:t>
       <w:br/>
       <w:br/>
     </w:r>

--- a/tillsyn/A 36452-2026 tillsynsbegäran.docx
+++ b/tillsyn/A 36452-2026 tillsynsbegäran.docx
@@ -434,7 +434,7 @@
     <w:r>
       <w:tab/>
       <w:tab/>
-      <w:t>2026-09-11</w:t>
+      <w:t>2026-09-12</w:t>
       <w:br/>
       <w:br/>
     </w:r>

--- a/tillsyn/A 36452-2026 tillsynsbegäran.docx
+++ b/tillsyn/A 36452-2026 tillsynsbegäran.docx
@@ -434,7 +434,7 @@
     <w:r>
       <w:tab/>
       <w:tab/>
-      <w:t>2026-09-12</w:t>
+      <w:t>2026-09-13</w:t>
       <w:br/>
       <w:br/>
     </w:r>
